--- a/Word/Дубровский_08_.docx
+++ b/Word/Дубровский_08_.docx
@@ -5,13 +5,14 @@
     <w:p>
       <w:pPr>
         <w:spacing w:line="240" w:lineRule="auto"/>
-        <w:ind w:firstLine="709"/>
         <w:rPr>
           <w:rFonts w:hint="default" w:ascii="Times New Roman" w:hAnsi="Times New Roman" w:eastAsia="SimSun" w:cs="Times New Roman"/>
           <w:sz w:val="28"/>
           <w:szCs w:val="28"/>
         </w:rPr>
       </w:pPr>
+      <w:bookmarkStart w:id="0" w:name="_GoBack"/>
+      <w:bookmarkEnd w:id="0"/>
       <w:r>
         <w:rPr>
           <w:rFonts w:ascii="Times New Roman" w:hAnsi="Times New Roman"/>
@@ -794,8 +795,6 @@
           <w:szCs w:val="28"/>
         </w:rPr>
       </w:pPr>
-      <w:bookmarkStart w:id="0" w:name="_GoBack"/>
-      <w:bookmarkEnd w:id="0"/>
     </w:p>
     <w:p>
       <w:pPr>
@@ -7525,7 +7524,7 @@
     <w:lsdException w:uiPriority="99" w:name="index 8"/>
     <w:lsdException w:uiPriority="99" w:name="index 9"/>
     <w:lsdException w:unhideWhenUsed="0" w:uiPriority="0" w:name="toc 1"/>
-    <w:lsdException w:unhideWhenUsed="0" w:uiPriority="0" w:name="toc 2"/>
+    <w:lsdException w:qFormat="1" w:unhideWhenUsed="0" w:uiPriority="0" w:name="toc 2"/>
     <w:lsdException w:uiPriority="39" w:name="toc 3"/>
     <w:lsdException w:uiPriority="39" w:name="toc 4"/>
     <w:lsdException w:uiPriority="39" w:name="toc 5"/>
@@ -7536,7 +7535,7 @@
     <w:lsdException w:uiPriority="99" w:name="Normal Indent"/>
     <w:lsdException w:uiPriority="99" w:name="footnote text"/>
     <w:lsdException w:uiPriority="99" w:name="annotation text"/>
-    <w:lsdException w:unhideWhenUsed="0" w:uiPriority="0" w:semiHidden="0" w:name="header"/>
+    <w:lsdException w:qFormat="1" w:unhideWhenUsed="0" w:uiPriority="0" w:semiHidden="0" w:name="header"/>
     <w:lsdException w:unhideWhenUsed="0" w:uiPriority="0" w:semiHidden="0" w:name="footer"/>
     <w:lsdException w:uiPriority="99" w:name="index heading"/>
     <w:lsdException w:qFormat="1" w:uiPriority="35" w:name="caption"/>
@@ -7571,8 +7570,8 @@
     <w:lsdException w:uiPriority="99" w:name="Closing"/>
     <w:lsdException w:uiPriority="99" w:name="Signature"/>
     <w:lsdException w:qFormat="1" w:uiPriority="1" w:name="Default Paragraph Font"/>
-    <w:lsdException w:unhideWhenUsed="0" w:uiPriority="0" w:semiHidden="0" w:name="Body Text"/>
-    <w:lsdException w:unhideWhenUsed="0" w:uiPriority="0" w:semiHidden="0" w:name="Body Text Indent"/>
+    <w:lsdException w:qFormat="1" w:unhideWhenUsed="0" w:uiPriority="0" w:semiHidden="0" w:name="Body Text"/>
+    <w:lsdException w:qFormat="1" w:unhideWhenUsed="0" w:uiPriority="0" w:semiHidden="0" w:name="Body Text Indent"/>
     <w:lsdException w:uiPriority="99" w:name="List Continue"/>
     <w:lsdException w:uiPriority="99" w:name="List Continue 2"/>
     <w:lsdException w:uiPriority="99" w:name="List Continue 3"/>
@@ -7585,7 +7584,7 @@
     <w:lsdException w:uiPriority="99" w:name="Body Text First Indent"/>
     <w:lsdException w:uiPriority="99" w:name="Body Text First Indent 2"/>
     <w:lsdException w:uiPriority="99" w:name="Note Heading"/>
-    <w:lsdException w:unhideWhenUsed="0" w:uiPriority="0" w:semiHidden="0" w:name="Body Text 2"/>
+    <w:lsdException w:qFormat="1" w:unhideWhenUsed="0" w:uiPriority="0" w:semiHidden="0" w:name="Body Text 2"/>
     <w:lsdException w:uiPriority="99" w:name="Body Text 3"/>
     <w:lsdException w:unhideWhenUsed="0" w:uiPriority="0" w:semiHidden="0" w:name="Body Text Indent 2"/>
     <w:lsdException w:qFormat="1" w:unhideWhenUsed="0" w:uiPriority="0" w:semiHidden="0" w:name="Body Text Indent 3"/>
@@ -7594,10 +7593,10 @@
     <w:lsdException w:uiPriority="99" w:name="FollowedHyperlink"/>
     <w:lsdException w:qFormat="1" w:unhideWhenUsed="0" w:uiPriority="22" w:semiHidden="0" w:name="Strong"/>
     <w:lsdException w:qFormat="1" w:unhideWhenUsed="0" w:uiPriority="0" w:semiHidden="0" w:name="Emphasis"/>
-    <w:lsdException w:unhideWhenUsed="0" w:uiPriority="0" w:semiHidden="0" w:name="Document Map"/>
+    <w:lsdException w:qFormat="1" w:unhideWhenUsed="0" w:uiPriority="0" w:semiHidden="0" w:name="Document Map"/>
     <w:lsdException w:uiPriority="99" w:name="Plain Text"/>
     <w:lsdException w:uiPriority="99" w:name="E-mail Signature"/>
-    <w:lsdException w:unhideWhenUsed="0" w:uiPriority="0" w:semiHidden="0" w:name="Normal (Web)"/>
+    <w:lsdException w:qFormat="1" w:unhideWhenUsed="0" w:uiPriority="0" w:semiHidden="0" w:name="Normal (Web)"/>
     <w:lsdException w:uiPriority="99" w:name="HTML Acronym"/>
     <w:lsdException w:uiPriority="99" w:name="HTML Address"/>
     <w:lsdException w:uiPriority="99" w:name="HTML Cite"/>
@@ -7652,8 +7651,8 @@
     <w:lsdException w:uiPriority="99" w:name="Table Web 1"/>
     <w:lsdException w:uiPriority="99" w:name="Table Web 2"/>
     <w:lsdException w:uiPriority="99" w:name="Table Web 3"/>
-    <w:lsdException w:unhideWhenUsed="0" w:uiPriority="0" w:semiHidden="0" w:name="Balloon Text"/>
-    <w:lsdException w:unhideWhenUsed="0" w:uiPriority="59" w:semiHidden="0" w:name="Table Grid"/>
+    <w:lsdException w:qFormat="1" w:unhideWhenUsed="0" w:uiPriority="0" w:semiHidden="0" w:name="Balloon Text"/>
+    <w:lsdException w:qFormat="1" w:unhideWhenUsed="0" w:uiPriority="59" w:semiHidden="0" w:name="Table Grid"/>
     <w:lsdException w:uiPriority="99" w:name="Table Theme"/>
     <w:lsdException w:unhideWhenUsed="0" w:uiPriority="99" w:name="Placeholder Text"/>
     <w:lsdException w:qFormat="1" w:unhideWhenUsed="0" w:uiPriority="1" w:semiHidden="0" w:name="No Spacing"/>
@@ -7829,6 +7828,7 @@
     <w:name w:val="Balloon Text"/>
     <w:basedOn w:val="1"/>
     <w:link w:val="32"/>
+    <w:qFormat/>
     <w:uiPriority w:val="0"/>
     <w:rPr>
       <w:rFonts w:ascii="Tahoma" w:hAnsi="Tahoma" w:cs="Tahoma"/>
@@ -7839,6 +7839,7 @@
   <w:style w:type="paragraph" w:styleId="14">
     <w:name w:val="Body Text 2"/>
     <w:basedOn w:val="1"/>
+    <w:qFormat/>
     <w:uiPriority w:val="0"/>
     <w:pPr>
       <w:spacing w:after="120" w:line="480" w:lineRule="auto"/>
@@ -7863,6 +7864,7 @@
     <w:name w:val="Document Map"/>
     <w:basedOn w:val="1"/>
     <w:link w:val="43"/>
+    <w:qFormat/>
     <w:uiPriority w:val="0"/>
     <w:rPr>
       <w:rFonts w:ascii="Tahoma" w:hAnsi="Tahoma" w:cs="Tahoma"/>
@@ -7874,6 +7876,7 @@
     <w:name w:val="header"/>
     <w:basedOn w:val="1"/>
     <w:link w:val="27"/>
+    <w:qFormat/>
     <w:uiPriority w:val="0"/>
     <w:pPr>
       <w:tabs>
@@ -7885,6 +7888,7 @@
   <w:style w:type="paragraph" w:styleId="18">
     <w:name w:val="Body Text"/>
     <w:basedOn w:val="1"/>
+    <w:qFormat/>
     <w:uiPriority w:val="0"/>
     <w:rPr>
       <w:sz w:val="28"/>
@@ -7905,6 +7909,7 @@
     <w:next w:val="1"/>
     <w:autoRedefine/>
     <w:semiHidden/>
+    <w:qFormat/>
     <w:uiPriority w:val="0"/>
     <w:pPr>
       <w:ind w:left="200"/>
@@ -7913,6 +7918,7 @@
   <w:style w:type="paragraph" w:styleId="21">
     <w:name w:val="Body Text Indent"/>
     <w:basedOn w:val="1"/>
+    <w:qFormat/>
     <w:uiPriority w:val="0"/>
     <w:pPr>
       <w:spacing w:after="120"/>
@@ -7934,6 +7940,7 @@
   <w:style w:type="paragraph" w:styleId="23">
     <w:name w:val="Normal (Web)"/>
     <w:basedOn w:val="1"/>
+    <w:qFormat/>
     <w:uiPriority w:val="0"/>
     <w:pPr>
       <w:spacing w:before="100" w:beforeAutospacing="1" w:after="100" w:afterAutospacing="1"/>
@@ -7972,6 +7979,7 @@
   <w:style w:type="table" w:styleId="26">
     <w:name w:val="Table Grid"/>
     <w:basedOn w:val="9"/>
+    <w:qFormat/>
     <w:uiPriority w:val="59"/>
     <w:tblPr>
       <w:tblBorders>
@@ -8020,6 +8028,7 @@
   <w:style w:type="paragraph" w:customStyle="1" w:styleId="30">
     <w:name w:val="textn"/>
     <w:basedOn w:val="1"/>
+    <w:qFormat/>
     <w:uiPriority w:val="0"/>
     <w:pPr>
       <w:spacing w:before="100" w:beforeAutospacing="1" w:after="100" w:afterAutospacing="1"/>
@@ -8196,6 +8205,7 @@
   </w:style>
   <w:style w:type="paragraph" w:customStyle="1" w:styleId="46">
     <w:name w:val="Default"/>
+    <w:qFormat/>
     <w:uiPriority w:val="0"/>
     <w:pPr>
       <w:autoSpaceDE w:val="0"/>
@@ -8213,6 +8223,7 @@
   <w:style w:type="character" w:customStyle="1" w:styleId="47">
     <w:name w:val="Основной текст с отступом 3 Знак"/>
     <w:link w:val="15"/>
+    <w:qFormat/>
     <w:uiPriority w:val="0"/>
     <w:rPr>
       <w:rFonts w:ascii="Calibri" w:hAnsi="Calibri"/>

--- a/Word/Дубровский_08_.docx
+++ b/Word/Дубровский_08_.docx
@@ -5,6 +5,7 @@
     <w:p>
       <w:pPr>
         <w:spacing w:line="240" w:lineRule="auto"/>
+        <w:jc w:val="center"/>
         <w:rPr>
           <w:rFonts w:hint="default" w:ascii="Times New Roman" w:hAnsi="Times New Roman" w:eastAsia="SimSun" w:cs="Times New Roman"/>
           <w:sz w:val="28"/>
@@ -7586,7 +7587,7 @@
     <w:lsdException w:uiPriority="99" w:name="Note Heading"/>
     <w:lsdException w:qFormat="1" w:unhideWhenUsed="0" w:uiPriority="0" w:semiHidden="0" w:name="Body Text 2"/>
     <w:lsdException w:uiPriority="99" w:name="Body Text 3"/>
-    <w:lsdException w:unhideWhenUsed="0" w:uiPriority="0" w:semiHidden="0" w:name="Body Text Indent 2"/>
+    <w:lsdException w:qFormat="1" w:unhideWhenUsed="0" w:uiPriority="0" w:semiHidden="0" w:name="Body Text Indent 2"/>
     <w:lsdException w:qFormat="1" w:unhideWhenUsed="0" w:uiPriority="0" w:semiHidden="0" w:name="Body Text Indent 3"/>
     <w:lsdException w:unhideWhenUsed="0" w:uiPriority="0" w:semiHidden="0" w:name="Block Text"/>
     <w:lsdException w:uiPriority="99" w:semiHidden="0" w:name="Hyperlink"/>
@@ -7953,6 +7954,7 @@
   <w:style w:type="paragraph" w:styleId="24">
     <w:name w:val="Body Text Indent 2"/>
     <w:basedOn w:val="1"/>
+    <w:qFormat/>
     <w:uiPriority w:val="0"/>
     <w:pPr>
       <w:spacing w:after="120" w:line="480" w:lineRule="auto"/>
@@ -8118,6 +8120,7 @@
   </w:style>
   <w:style w:type="paragraph" w:customStyle="1" w:styleId="38">
     <w:name w:val="Обычный11"/>
+    <w:qFormat/>
     <w:uiPriority w:val="0"/>
     <w:pPr>
       <w:snapToGrid w:val="0"/>
@@ -8130,6 +8133,7 @@
   <w:style w:type="table" w:customStyle="1" w:styleId="39">
     <w:name w:val="Сетка таблицы1"/>
     <w:basedOn w:val="9"/>
+    <w:qFormat/>
     <w:uiPriority w:val="0"/>
     <w:tblPr>
       <w:tblBorders>

--- a/Word/Дубровский_08_.docx
+++ b/Word/Дубровский_08_.docx
@@ -5,7 +5,8 @@
     <w:p>
       <w:pPr>
         <w:spacing w:line="240" w:lineRule="auto"/>
-        <w:jc w:val="center"/>
+        <w:ind w:firstLine="640" w:firstLineChars="200"/>
+        <w:jc w:val="both"/>
         <w:rPr>
           <w:rFonts w:hint="default" w:ascii="Times New Roman" w:hAnsi="Times New Roman" w:eastAsia="SimSun" w:cs="Times New Roman"/>
           <w:sz w:val="28"/>
@@ -282,7 +283,7 @@
                     </pic:cNvPicPr>
                   </pic:nvPicPr>
                   <pic:blipFill>
-                    <a:blip r:embed="rId10"/>
+                    <a:blip r:embed="rId11"/>
                     <a:stretch>
                       <a:fillRect/>
                     </a:stretch>
@@ -1534,7 +1535,7 @@
                     </pic:cNvPicPr>
                   </pic:nvPicPr>
                   <pic:blipFill>
-                    <a:blip r:embed="rId11"/>
+                    <a:blip r:embed="rId12"/>
                     <a:stretch>
                       <a:fillRect/>
                     </a:stretch>
@@ -1579,10 +1580,11 @@
       </w:r>
     </w:p>
     <w:sectPr>
-      <w:headerReference r:id="rId5" w:type="first"/>
-      <w:footerReference r:id="rId8" w:type="first"/>
-      <w:footerReference r:id="rId6" w:type="default"/>
-      <w:footerReference r:id="rId7" w:type="even"/>
+      <w:headerReference r:id="rId6" w:type="first"/>
+      <w:footerReference r:id="rId9" w:type="first"/>
+      <w:headerReference r:id="rId5" w:type="default"/>
+      <w:footerReference r:id="rId7" w:type="default"/>
+      <w:footerReference r:id="rId8" w:type="even"/>
       <w:pgSz w:w="11906" w:h="16838"/>
       <w:pgMar w:top="851" w:right="567" w:bottom="1560" w:left="1418" w:header="454" w:footer="397" w:gutter="0"/>
       <w:pgNumType w:start="39"/>
@@ -2614,7 +2616,24 @@
                               <w:sz w:val="28"/>
                               <w:szCs w:val="28"/>
                             </w:rPr>
-                            <w:t>.25.0</w:t>
+                            <w:t>.2</w:t>
+                          </w:r>
+                          <w:r>
+                            <w:rPr>
+                              <w:rFonts w:hint="default" w:ascii="Times New Roman" w:hAnsi="Times New Roman" w:cs="Times New Roman"/>
+                              <w:sz w:val="28"/>
+                              <w:szCs w:val="28"/>
+                              <w:lang w:val="ru-RU"/>
+                            </w:rPr>
+                            <w:t>6</w:t>
+                          </w:r>
+                          <w:r>
+                            <w:rPr>
+                              <w:rFonts w:hint="default" w:ascii="Times New Roman" w:hAnsi="Times New Roman" w:cs="Times New Roman"/>
+                              <w:sz w:val="28"/>
+                              <w:szCs w:val="28"/>
+                            </w:rPr>
+                            <w:t>.0</w:t>
                           </w:r>
                           <w:r>
                             <w:rPr>
@@ -2722,7 +2741,24 @@
                         <w:sz w:val="28"/>
                         <w:szCs w:val="28"/>
                       </w:rPr>
-                      <w:t>.25.0</w:t>
+                      <w:t>.2</w:t>
+                    </w:r>
+                    <w:r>
+                      <w:rPr>
+                        <w:rFonts w:hint="default" w:ascii="Times New Roman" w:hAnsi="Times New Roman" w:cs="Times New Roman"/>
+                        <w:sz w:val="28"/>
+                        <w:szCs w:val="28"/>
+                        <w:lang w:val="ru-RU"/>
+                      </w:rPr>
+                      <w:t>6</w:t>
+                    </w:r>
+                    <w:r>
+                      <w:rPr>
+                        <w:rFonts w:hint="default" w:ascii="Times New Roman" w:hAnsi="Times New Roman" w:cs="Times New Roman"/>
+                        <w:sz w:val="28"/>
+                        <w:szCs w:val="28"/>
+                      </w:rPr>
+                      <w:t>.0</w:t>
                     </w:r>
                     <w:r>
                       <w:rPr>
@@ -4191,9 +4227,10 @@
                         <w:p>
                           <w:pPr>
                             <w:rPr>
-                              <w:rFonts w:ascii="Times New Roman" w:hAnsi="Times New Roman"/>
+                              <w:rFonts w:hint="default" w:ascii="Times New Roman" w:hAnsi="Times New Roman"/>
                               <w:sz w:val="16"/>
                               <w:szCs w:val="18"/>
+                              <w:lang w:val="ru-RU"/>
                             </w:rPr>
                           </w:pPr>
                           <w:r>
@@ -4201,10 +4238,21 @@
                               <w:rFonts w:ascii="Times New Roman" w:hAnsi="Times New Roman"/>
                               <w:sz w:val="15"/>
                               <w:szCs w:val="15"/>
-                            </w:rPr>
-                            <w:t>Толочко П.С.</w:t>
+                              <w:lang w:val="ru-RU"/>
+                            </w:rPr>
+                            <w:t>Новик</w:t>
+                          </w:r>
+                          <w:r>
+                            <w:rPr>
+                              <w:rFonts w:hint="default" w:ascii="Times New Roman" w:hAnsi="Times New Roman"/>
+                              <w:sz w:val="15"/>
+                              <w:szCs w:val="15"/>
+                              <w:lang w:val="ru-RU"/>
+                            </w:rPr>
+                            <w:t xml:space="preserve"> А.И.</w:t>
                           </w:r>
                         </w:p>
+                        <w:p/>
                       </w:txbxContent>
                     </wps:txbx>
                     <wps:bodyPr rot="0" vert="horz" wrap="square" lIns="0" tIns="0" rIns="0" bIns="0" anchor="t" anchorCtr="0" upright="1">
@@ -4228,9 +4276,10 @@
                   <w:p>
                     <w:pPr>
                       <w:rPr>
-                        <w:rFonts w:ascii="Times New Roman" w:hAnsi="Times New Roman"/>
+                        <w:rFonts w:hint="default" w:ascii="Times New Roman" w:hAnsi="Times New Roman"/>
                         <w:sz w:val="16"/>
                         <w:szCs w:val="18"/>
+                        <w:lang w:val="ru-RU"/>
                       </w:rPr>
                     </w:pPr>
                     <w:r>
@@ -4238,10 +4287,21 @@
                         <w:rFonts w:ascii="Times New Roman" w:hAnsi="Times New Roman"/>
                         <w:sz w:val="15"/>
                         <w:szCs w:val="15"/>
-                      </w:rPr>
-                      <w:t>Толочко П.С.</w:t>
+                        <w:lang w:val="ru-RU"/>
+                      </w:rPr>
+                      <w:t>Новик</w:t>
+                    </w:r>
+                    <w:r>
+                      <w:rPr>
+                        <w:rFonts w:hint="default" w:ascii="Times New Roman" w:hAnsi="Times New Roman"/>
+                        <w:sz w:val="15"/>
+                        <w:szCs w:val="15"/>
+                        <w:lang w:val="ru-RU"/>
+                      </w:rPr>
+                      <w:t xml:space="preserve"> А.И.</w:t>
                     </w:r>
                   </w:p>
+                  <w:p/>
                 </w:txbxContent>
               </v:textbox>
             </v:shape>
@@ -5460,7 +5520,24 @@
                               <w:sz w:val="28"/>
                               <w:szCs w:val="28"/>
                             </w:rPr>
-                            <w:t>.25.0</w:t>
+                            <w:t>.2</w:t>
+                          </w:r>
+                          <w:r>
+                            <w:rPr>
+                              <w:rFonts w:hint="default" w:ascii="Times New Roman" w:hAnsi="Times New Roman" w:cs="Times New Roman"/>
+                              <w:sz w:val="28"/>
+                              <w:szCs w:val="28"/>
+                              <w:lang w:val="ru-RU"/>
+                            </w:rPr>
+                            <w:t>6</w:t>
+                          </w:r>
+                          <w:r>
+                            <w:rPr>
+                              <w:rFonts w:hint="default" w:ascii="Times New Roman" w:hAnsi="Times New Roman" w:cs="Times New Roman"/>
+                              <w:sz w:val="28"/>
+                              <w:szCs w:val="28"/>
+                            </w:rPr>
+                            <w:t>.0</w:t>
                           </w:r>
                           <w:r>
                             <w:rPr>
@@ -5568,7 +5645,24 @@
                         <w:sz w:val="28"/>
                         <w:szCs w:val="28"/>
                       </w:rPr>
-                      <w:t>.25.0</w:t>
+                      <w:t>.2</w:t>
+                    </w:r>
+                    <w:r>
+                      <w:rPr>
+                        <w:rFonts w:hint="default" w:ascii="Times New Roman" w:hAnsi="Times New Roman" w:cs="Times New Roman"/>
+                        <w:sz w:val="28"/>
+                        <w:szCs w:val="28"/>
+                        <w:lang w:val="ru-RU"/>
+                      </w:rPr>
+                      <w:t>6</w:t>
+                    </w:r>
+                    <w:r>
+                      <w:rPr>
+                        <w:rFonts w:hint="default" w:ascii="Times New Roman" w:hAnsi="Times New Roman" w:cs="Times New Roman"/>
+                        <w:sz w:val="28"/>
+                        <w:szCs w:val="28"/>
+                      </w:rPr>
+                      <w:t>.0</w:t>
                     </w:r>
                     <w:r>
                       <w:rPr>
@@ -7396,6 +7490,16 @@
 </file>
 
 <file path=word/header1.xml><?xml version="1.0" encoding="utf-8"?>
+<w:hdr xmlns:wpc="http://schemas.microsoft.com/office/word/2010/wordprocessingCanvas" xmlns:mc="http://schemas.openxmlformats.org/markup-compatibility/2006" xmlns:o="urn:schemas-microsoft-com:office:office" xmlns:r="http://schemas.openxmlformats.org/officeDocument/2006/relationships" xmlns:m="http://schemas.openxmlformats.org/officeDocument/2006/math" xmlns:v="urn:schemas-microsoft-com:vml" xmlns:wp14="http://schemas.microsoft.com/office/word/2010/wordprocessingDrawing" xmlns:wp="http://schemas.openxmlformats.org/drawingml/2006/wordprocessingDrawing" xmlns:w10="urn:schemas-microsoft-com:office:word" xmlns:w="http://schemas.openxmlformats.org/wordprocessingml/2006/main" xmlns:w14="http://schemas.microsoft.com/office/word/2010/wordml" xmlns:w15="http://schemas.microsoft.com/office/word/2012/wordml" xmlns:wpg="http://schemas.microsoft.com/office/word/2010/wordprocessingGroup" xmlns:wpi="http://schemas.microsoft.com/office/word/2010/wordprocessingInk" xmlns:wne="http://schemas.microsoft.com/office/word/2006/wordml" xmlns:wps="http://schemas.microsoft.com/office/word/2010/wordprocessingShape" xmlns:wpsCustomData="http://www.wps.cn/officeDocument/2013/wpsCustomData" mc:Ignorable="w14 w15 wp14">
+  <w:p>
+    <w:pPr>
+      <w:pStyle w:val="17"/>
+    </w:pPr>
+  </w:p>
+</w:hdr>
+</file>
+
+<file path=word/header2.xml><?xml version="1.0" encoding="utf-8"?>
 <w:hdr xmlns:wpc="http://schemas.microsoft.com/office/word/2010/wordprocessingCanvas" xmlns:mc="http://schemas.openxmlformats.org/markup-compatibility/2006" xmlns:o="urn:schemas-microsoft-com:office:office" xmlns:r="http://schemas.openxmlformats.org/officeDocument/2006/relationships" xmlns:m="http://schemas.openxmlformats.org/officeDocument/2006/math" xmlns:v="urn:schemas-microsoft-com:vml" xmlns:wp14="http://schemas.microsoft.com/office/word/2010/wordprocessingDrawing" xmlns:wp="http://schemas.openxmlformats.org/drawingml/2006/wordprocessingDrawing" xmlns:w10="urn:schemas-microsoft-com:office:word" xmlns:w="http://schemas.openxmlformats.org/wordprocessingml/2006/main" xmlns:w14="http://schemas.microsoft.com/office/word/2010/wordml" xmlns:w15="http://schemas.microsoft.com/office/word/2012/wordml" xmlns:wpg="http://schemas.microsoft.com/office/word/2010/wordprocessingGroup" xmlns:wpi="http://schemas.microsoft.com/office/word/2010/wordprocessingInk" xmlns:wne="http://schemas.microsoft.com/office/word/2006/wordml" xmlns:wps="http://schemas.microsoft.com/office/word/2010/wordprocessingShape" xmlns:wpsCustomData="http://www.wps.cn/officeDocument/2013/wpsCustomData" mc:Ignorable="w14 w15 wp14">
   <w:p>
     <w:pPr>
@@ -7589,8 +7693,8 @@
     <w:lsdException w:uiPriority="99" w:name="Body Text 3"/>
     <w:lsdException w:qFormat="1" w:unhideWhenUsed="0" w:uiPriority="0" w:semiHidden="0" w:name="Body Text Indent 2"/>
     <w:lsdException w:qFormat="1" w:unhideWhenUsed="0" w:uiPriority="0" w:semiHidden="0" w:name="Body Text Indent 3"/>
-    <w:lsdException w:unhideWhenUsed="0" w:uiPriority="0" w:semiHidden="0" w:name="Block Text"/>
-    <w:lsdException w:uiPriority="99" w:semiHidden="0" w:name="Hyperlink"/>
+    <w:lsdException w:qFormat="1" w:unhideWhenUsed="0" w:uiPriority="0" w:semiHidden="0" w:name="Block Text"/>
+    <w:lsdException w:qFormat="1" w:uiPriority="99" w:semiHidden="0" w:name="Hyperlink"/>
     <w:lsdException w:uiPriority="99" w:name="FollowedHyperlink"/>
     <w:lsdException w:qFormat="1" w:unhideWhenUsed="0" w:uiPriority="22" w:semiHidden="0" w:name="Strong"/>
     <w:lsdException w:qFormat="1" w:unhideWhenUsed="0" w:uiPriority="0" w:semiHidden="0" w:name="Emphasis"/>
@@ -7655,7 +7759,7 @@
     <w:lsdException w:qFormat="1" w:unhideWhenUsed="0" w:uiPriority="0" w:semiHidden="0" w:name="Balloon Text"/>
     <w:lsdException w:qFormat="1" w:unhideWhenUsed="0" w:uiPriority="59" w:semiHidden="0" w:name="Table Grid"/>
     <w:lsdException w:uiPriority="99" w:name="Table Theme"/>
-    <w:lsdException w:unhideWhenUsed="0" w:uiPriority="99" w:name="Placeholder Text"/>
+    <w:lsdException w:qFormat="1" w:unhideWhenUsed="0" w:uiPriority="99" w:name="Placeholder Text"/>
     <w:lsdException w:qFormat="1" w:unhideWhenUsed="0" w:uiPriority="1" w:semiHidden="0" w:name="No Spacing"/>
     <w:lsdException w:qFormat="1" w:unhideWhenUsed="0" w:uiPriority="34" w:semiHidden="0" w:name="List Paragraph"/>
   </w:latentStyles>
@@ -7814,6 +7918,7 @@
   <w:style w:type="character" w:styleId="11">
     <w:name w:val="Hyperlink"/>
     <w:unhideWhenUsed/>
+    <w:qFormat/>
     <w:uiPriority w:val="99"/>
     <w:rPr>
       <w:color w:val="0000FF"/>
@@ -7964,6 +8069,7 @@
   <w:style w:type="paragraph" w:styleId="25">
     <w:name w:val="Block Text"/>
     <w:basedOn w:val="1"/>
+    <w:qFormat/>
     <w:uiPriority w:val="0"/>
     <w:pPr>
       <w:spacing w:line="360" w:lineRule="auto"/>
@@ -7997,6 +8103,7 @@
   <w:style w:type="character" w:customStyle="1" w:styleId="27">
     <w:name w:val="Верхний колонтитул Знак1"/>
     <w:link w:val="17"/>
+    <w:qFormat/>
     <w:uiPriority w:val="0"/>
     <w:rPr>
       <w:lang w:val="ru-RU" w:eastAsia="ru-RU" w:bidi="ar-SA"/>
@@ -8005,6 +8112,7 @@
   <w:style w:type="paragraph" w:customStyle="1" w:styleId="28">
     <w:name w:val="Основной текст 2 + Verdana"/>
     <w:basedOn w:val="14"/>
+    <w:qFormat/>
     <w:uiPriority w:val="0"/>
     <w:pPr>
       <w:spacing w:after="0" w:line="360" w:lineRule="auto"/>
@@ -8020,6 +8128,7 @@
   </w:style>
   <w:style w:type="paragraph" w:customStyle="1" w:styleId="29">
     <w:name w:val="Normal1"/>
+    <w:qFormat/>
     <w:uiPriority w:val="0"/>
     <w:rPr>
       <w:rFonts w:ascii="Times New Roman" w:hAnsi="Times New Roman" w:eastAsia="Times New Roman" w:cs="Times New Roman"/>
@@ -8057,6 +8166,7 @@
   <w:style w:type="character" w:customStyle="1" w:styleId="32">
     <w:name w:val="Текст выноски Знак"/>
     <w:link w:val="13"/>
+    <w:qFormat/>
     <w:uiPriority w:val="0"/>
     <w:rPr>
       <w:rFonts w:ascii="Tahoma" w:hAnsi="Tahoma" w:cs="Tahoma"/>
@@ -8067,6 +8177,7 @@
   <w:style w:type="character" w:styleId="33">
     <w:name w:val="Placeholder Text"/>
     <w:semiHidden/>
+    <w:qFormat/>
     <w:uiPriority w:val="99"/>
     <w:rPr>
       <w:color w:val="808080"/>
@@ -8075,6 +8186,7 @@
   <w:style w:type="character" w:customStyle="1" w:styleId="34">
     <w:name w:val="Заголовок 7 Знак"/>
     <w:link w:val="7"/>
+    <w:qFormat/>
     <w:uiPriority w:val="0"/>
     <w:rPr>
       <w:rFonts w:ascii="Calibri" w:hAnsi="Calibri"/>
@@ -8085,6 +8197,7 @@
   <w:style w:type="paragraph" w:customStyle="1" w:styleId="35">
     <w:name w:val="Чертежный"/>
     <w:link w:val="48"/>
+    <w:qFormat/>
     <w:uiPriority w:val="0"/>
     <w:pPr>
       <w:jc w:val="both"/>
@@ -8098,6 +8211,7 @@
   </w:style>
   <w:style w:type="paragraph" w:customStyle="1" w:styleId="36">
     <w:name w:val="Обычный1"/>
+    <w:qFormat/>
     <w:uiPriority w:val="0"/>
     <w:pPr>
       <w:snapToGrid w:val="0"/>
@@ -8149,6 +8263,7 @@
   <w:style w:type="table" w:customStyle="1" w:styleId="40">
     <w:name w:val="Сетка таблицы2"/>
     <w:basedOn w:val="9"/>
+    <w:qFormat/>
     <w:uiPriority w:val="0"/>
     <w:tblPr>
       <w:tblBorders>
@@ -8164,6 +8279,7 @@
   <w:style w:type="character" w:customStyle="1" w:styleId="41">
     <w:name w:val="Заголовок 2 Знак"/>
     <w:link w:val="3"/>
+    <w:qFormat/>
     <w:uiPriority w:val="0"/>
     <w:rPr>
       <w:rFonts w:ascii="GOST type B" w:hAnsi="GOST type B"/>
@@ -8175,11 +8291,13 @@
     <w:name w:val="Нижний колонтитул Знак"/>
     <w:basedOn w:val="8"/>
     <w:link w:val="22"/>
+    <w:qFormat/>
     <w:uiPriority w:val="0"/>
   </w:style>
   <w:style w:type="character" w:customStyle="1" w:styleId="43">
     <w:name w:val="Схема документа Знак"/>
     <w:link w:val="16"/>
+    <w:qFormat/>
     <w:uiPriority w:val="0"/>
     <w:rPr>
       <w:rFonts w:ascii="Tahoma" w:hAnsi="Tahoma" w:cs="Tahoma"/>
@@ -8190,6 +8308,7 @@
   <w:style w:type="character" w:customStyle="1" w:styleId="44">
     <w:name w:val="Заголовок 1 Знак"/>
     <w:link w:val="2"/>
+    <w:qFormat/>
     <w:uiPriority w:val="0"/>
     <w:rPr>
       <w:rFonts w:ascii="GOST type B" w:hAnsi="GOST type B"/>
@@ -8200,6 +8319,7 @@
   <w:style w:type="character" w:customStyle="1" w:styleId="45">
     <w:name w:val="Заголовок 3 Знак"/>
     <w:link w:val="4"/>
+    <w:qFormat/>
     <w:uiPriority w:val="0"/>
     <w:rPr>
       <w:rFonts w:ascii="GOST type B" w:hAnsi="GOST type B"/>
@@ -8238,6 +8358,7 @@
   <w:style w:type="character" w:customStyle="1" w:styleId="48">
     <w:name w:val="Чертежный Знак"/>
     <w:link w:val="35"/>
+    <w:qFormat/>
     <w:locked/>
     <w:uiPriority w:val="0"/>
     <w:rPr>
